--- a/money_ar/Money_Basics_AR.docx
+++ b/money_ar/Money_Basics_AR.docx
@@ -822,8 +822,8 @@
       <w:pgSz w:w="14400" w:h="10800" w:orient="landscape"/>
       <w:pgMar w:top="720" w:right="864" w:bottom="576" w:left="864" w:header="0" w:footer="0" w:gutter="0"/>
       <w:cols w:space="720"/>
+      <w:bidi/>
       <w:docGrid w:linePitch="360"/>
-      <w:bidi/>
     </w:sectPr>
   </w:body>
 </w:document>
